--- a/tillsyn/A 10362-2026 tillsynsbegäran.docx
+++ b/tillsyn/A 10362-2026 tillsynsbegäran.docx
@@ -1276,7 +1276,7 @@
     <w:r>
       <w:tab/>
       <w:tab/>
-      <w:t>2026-03-01</w:t>
+      <w:t>2026-03-02</w:t>
       <w:br/>
       <w:br/>
     </w:r>

--- a/tillsyn/A 10362-2026 tillsynsbegäran.docx
+++ b/tillsyn/A 10362-2026 tillsynsbegäran.docx
@@ -153,7 +153,7 @@
         <w:rPr>
           <w:i/>
         </w:rPr>
-        <w:t xml:space="preserve"> 9070 Trädklädd betesmark </w:t>
+        <w:t xml:space="preserve"> 9070 Trädklädd betesmark</w:t>
       </w:r>
       <w:r>
         <w:t xml:space="preserve"> (SLU Artdatabanken, 2024).</w:t>
@@ -1276,7 +1276,7 @@
     <w:r>
       <w:tab/>
       <w:tab/>
-      <w:t>2026-03-02</w:t>
+      <w:t>2026-03-03</w:t>
       <w:br/>
       <w:br/>
     </w:r>

--- a/tillsyn/A 10362-2026 tillsynsbegäran.docx
+++ b/tillsyn/A 10362-2026 tillsynsbegäran.docx
@@ -1276,7 +1276,7 @@
     <w:r>
       <w:tab/>
       <w:tab/>
-      <w:t>2026-03-03</w:t>
+      <w:t>2026-03-04</w:t>
       <w:br/>
       <w:br/>
     </w:r>

--- a/tillsyn/A 10362-2026 tillsynsbegäran.docx
+++ b/tillsyn/A 10362-2026 tillsynsbegäran.docx
@@ -1276,7 +1276,7 @@
     <w:r>
       <w:tab/>
       <w:tab/>
-      <w:t>2026-03-04</w:t>
+      <w:t>2026-03-05</w:t>
       <w:br/>
       <w:br/>
     </w:r>

--- a/tillsyn/A 10362-2026 tillsynsbegäran.docx
+++ b/tillsyn/A 10362-2026 tillsynsbegäran.docx
@@ -1276,7 +1276,7 @@
     <w:r>
       <w:tab/>
       <w:tab/>
-      <w:t>2026-03-05</w:t>
+      <w:t>2026-03-06</w:t>
       <w:br/>
       <w:br/>
     </w:r>

--- a/tillsyn/A 10362-2026 tillsynsbegäran.docx
+++ b/tillsyn/A 10362-2026 tillsynsbegäran.docx
@@ -1276,7 +1276,7 @@
     <w:r>
       <w:tab/>
       <w:tab/>
-      <w:t>2026-03-06</w:t>
+      <w:t>2026-03-07</w:t>
       <w:br/>
       <w:br/>
     </w:r>

--- a/tillsyn/A 10362-2026 tillsynsbegäran.docx
+++ b/tillsyn/A 10362-2026 tillsynsbegäran.docx
@@ -1290,7 +1290,7 @@
     <w:r>
       <w:tab/>
       <w:tab/>
-      <w:t>2026-03-13</w:t>
+      <w:t>2026-03-16</w:t>
       <w:br/>
       <w:br/>
     </w:r>

--- a/tillsyn/A 10362-2026 tillsynsbegäran.docx
+++ b/tillsyn/A 10362-2026 tillsynsbegäran.docx
@@ -1290,7 +1290,7 @@
     <w:r>
       <w:tab/>
       <w:tab/>
-      <w:t>2026-03-16</w:t>
+      <w:t>2026-03-17</w:t>
       <w:br/>
       <w:br/>
     </w:r>

--- a/tillsyn/A 10362-2026 tillsynsbegäran.docx
+++ b/tillsyn/A 10362-2026 tillsynsbegäran.docx
@@ -1290,7 +1290,7 @@
     <w:r>
       <w:tab/>
       <w:tab/>
-      <w:t>2026-03-17</w:t>
+      <w:t>2026-03-18</w:t>
       <w:br/>
       <w:br/>
     </w:r>

--- a/tillsyn/A 10362-2026 tillsynsbegäran.docx
+++ b/tillsyn/A 10362-2026 tillsynsbegäran.docx
@@ -1290,7 +1290,7 @@
     <w:r>
       <w:tab/>
       <w:tab/>
-      <w:t>2026-03-18</w:t>
+      <w:t>2026-03-19</w:t>
       <w:br/>
       <w:br/>
     </w:r>

--- a/tillsyn/A 10362-2026 tillsynsbegäran.docx
+++ b/tillsyn/A 10362-2026 tillsynsbegäran.docx
@@ -1290,7 +1290,7 @@
     <w:r>
       <w:tab/>
       <w:tab/>
-      <w:t>2026-03-19</w:t>
+      <w:t>2026-03-20</w:t>
       <w:br/>
       <w:br/>
     </w:r>

--- a/tillsyn/A 10362-2026 tillsynsbegäran.docx
+++ b/tillsyn/A 10362-2026 tillsynsbegäran.docx
@@ -1290,7 +1290,7 @@
     <w:r>
       <w:tab/>
       <w:tab/>
-      <w:t>2026-03-20</w:t>
+      <w:t>2026-03-21</w:t>
       <w:br/>
       <w:br/>
     </w:r>

--- a/tillsyn/A 10362-2026 tillsynsbegäran.docx
+++ b/tillsyn/A 10362-2026 tillsynsbegäran.docx
@@ -1290,7 +1290,7 @@
     <w:r>
       <w:tab/>
       <w:tab/>
-      <w:t>2026-03-21</w:t>
+      <w:t>2026-03-22</w:t>
       <w:br/>
       <w:br/>
     </w:r>

--- a/tillsyn/A 10362-2026 tillsynsbegäran.docx
+++ b/tillsyn/A 10362-2026 tillsynsbegäran.docx
@@ -1290,7 +1290,7 @@
     <w:r>
       <w:tab/>
       <w:tab/>
-      <w:t>2026-03-22</w:t>
+      <w:t>2026-03-23</w:t>
       <w:br/>
       <w:br/>
     </w:r>

--- a/tillsyn/A 10362-2026 tillsynsbegäran.docx
+++ b/tillsyn/A 10362-2026 tillsynsbegäran.docx
@@ -1290,7 +1290,7 @@
     <w:r>
       <w:tab/>
       <w:tab/>
-      <w:t>2026-03-23</w:t>
+      <w:t>2026-03-24</w:t>
       <w:br/>
       <w:br/>
     </w:r>

--- a/tillsyn/A 10362-2026 tillsynsbegäran.docx
+++ b/tillsyn/A 10362-2026 tillsynsbegäran.docx
@@ -1290,7 +1290,7 @@
     <w:r>
       <w:tab/>
       <w:tab/>
-      <w:t>2026-03-24</w:t>
+      <w:t>2026-03-25</w:t>
       <w:br/>
       <w:br/>
     </w:r>

--- a/tillsyn/A 10362-2026 tillsynsbegäran.docx
+++ b/tillsyn/A 10362-2026 tillsynsbegäran.docx
@@ -1290,7 +1290,7 @@
     <w:r>
       <w:tab/>
       <w:tab/>
-      <w:t>2026-03-25</w:t>
+      <w:t>2026-03-26</w:t>
       <w:br/>
       <w:br/>
     </w:r>

--- a/tillsyn/A 10362-2026 tillsynsbegäran.docx
+++ b/tillsyn/A 10362-2026 tillsynsbegäran.docx
@@ -35,7 +35,7 @@
     </w:p>
     <w:p>
       <w:r>
-        <w:t>I avverkningsanmälan har följande 24 naturvårdsarter hittats: grantickeporing (VU), ostticka (VU), rynkskinn (VU), tallbit (VU, §4), doftskinn (NT), gammelgransskål (NT), garnlav (NT), granticka (NT), gränsticka (NT), harticka (NT), knottrig blåslav (NT), liten svartspik (NT), rosenticka (NT), rödbrun blekspik (NT), skrovellav (NT), spillkråka (NT, §4), talltita (NT, §4), tretåig hackspett (NT, §4), ullticka (NT), vitgrynig nållav (NT), vitskaftad svartspik (NT), spindelblomster (S, §8), stuplav (S) och revlummer (§9). Av dessa är 21 rödlistade. För rödlistade arter har rödlistekategorin angivits inom parentes. Arter som är signalarter enligt Skogsstyrelsen har markerats med (S). För fridlysta arter anges även paragrafen i Artskyddsförordningen som arten är fridlyst enligt.</w:t>
+        <w:t>I avverkningsanmälan har följande 25 naturvårdsarter hittats: grantickeporing (VU), ostticka (VU), rynkskinn (VU), tallbit (VU, §4), doftskinn (NT), gammelgransskål (NT), garnlav (NT), granticka (NT), gränsticka (NT), harticka (NT), knottrig blåslav (NT), liten svartspik (NT), rosenticka (NT), rödbrun blekspik (NT), skrovellav (NT), spillkråka (NT, §4), talltita (NT, §4), tretåig hackspett (NT, §4), ullticka (NT), vitgrynig nållav (NT), vitskaftad svartspik (NT), spindelblomster (S, §8), stuplav (S), trådticka (S) och revlummer (§9). Av dessa är 21 rödlistade. För rödlistade arter har rödlistekategorin angivits inom parentes. Arter som är signalarter enligt Skogsstyrelsen har markerats med (S). För fridlysta arter anges även paragrafen i Artskyddsförordningen som arten är fridlyst enligt.</w:t>
       </w:r>
     </w:p>
     <w:p>
@@ -460,6 +460,35 @@
         <w:rPr>
           <w:b/>
         </w:rPr>
+        <w:t xml:space="preserve">Trådticka </w:t>
+      </w:r>
+      <w:r>
+        <w:t xml:space="preserve">är knuten till grova granar i rikare ofta fuktiga miljöer. Den återfinns på både levande och döda träd samt stubbar och nyligen fallna träd. Karaktärsart för äldre fuktiga granskogsbiotoper, och i stor mängd är den en bra signalart för miljöer med andra rödlistade arter. Trådticka är typisk art för </w:t>
+      </w:r>
+      <w:r>
+        <w:rPr>
+          <w:i/>
+        </w:rPr>
+        <w:t xml:space="preserve">9010 Taiga </w:t>
+      </w:r>
+      <w:r>
+        <w:t xml:space="preserve">och </w:t>
+      </w:r>
+      <w:r>
+        <w:rPr>
+          <w:i/>
+        </w:rPr>
+        <w:t xml:space="preserve">9050 Näringsrik granskog </w:t>
+      </w:r>
+      <w:r>
+        <w:t>(SLU Artdatabanken, 2025).</w:t>
+      </w:r>
+    </w:p>
+    <w:p>
+      <w:r>
+        <w:rPr>
+          <w:b/>
+        </w:rPr>
         <w:t>Ullticka (NT)</w:t>
       </w:r>
       <w:r>
@@ -1290,7 +1319,7 @@
     <w:r>
       <w:tab/>
       <w:tab/>
-      <w:t>2026-03-26</w:t>
+      <w:t>2026-03-27</w:t>
       <w:br/>
       <w:br/>
     </w:r>

--- a/tillsyn/A 10362-2026 tillsynsbegäran.docx
+++ b/tillsyn/A 10362-2026 tillsynsbegäran.docx
@@ -1319,7 +1319,7 @@
     <w:r>
       <w:tab/>
       <w:tab/>
-      <w:t>2026-03-27</w:t>
+      <w:t>2026-03-28</w:t>
       <w:br/>
       <w:br/>
     </w:r>

--- a/tillsyn/A 10362-2026 tillsynsbegäran.docx
+++ b/tillsyn/A 10362-2026 tillsynsbegäran.docx
@@ -1319,7 +1319,7 @@
     <w:r>
       <w:tab/>
       <w:tab/>
-      <w:t>2026-03-28</w:t>
+      <w:t>2026-03-29</w:t>
       <w:br/>
       <w:br/>
     </w:r>

--- a/tillsyn/A 10362-2026 tillsynsbegäran.docx
+++ b/tillsyn/A 10362-2026 tillsynsbegäran.docx
@@ -1319,7 +1319,7 @@
     <w:r>
       <w:tab/>
       <w:tab/>
-      <w:t>2026-03-29</w:t>
+      <w:t>2026-03-30</w:t>
       <w:br/>
       <w:br/>
     </w:r>

--- a/tillsyn/A 10362-2026 tillsynsbegäran.docx
+++ b/tillsyn/A 10362-2026 tillsynsbegäran.docx
@@ -1319,7 +1319,7 @@
     <w:r>
       <w:tab/>
       <w:tab/>
-      <w:t>2026-03-30</w:t>
+      <w:t>2026-03-31</w:t>
       <w:br/>
       <w:br/>
     </w:r>

--- a/tillsyn/A 10362-2026 tillsynsbegäran.docx
+++ b/tillsyn/A 10362-2026 tillsynsbegäran.docx
@@ -1319,7 +1319,7 @@
     <w:r>
       <w:tab/>
       <w:tab/>
-      <w:t>2026-03-31</w:t>
+      <w:t>2026-04-01</w:t>
       <w:br/>
       <w:br/>
     </w:r>

--- a/tillsyn/A 10362-2026 tillsynsbegäran.docx
+++ b/tillsyn/A 10362-2026 tillsynsbegäran.docx
@@ -1319,7 +1319,7 @@
     <w:r>
       <w:tab/>
       <w:tab/>
-      <w:t>2026-04-01</w:t>
+      <w:t>2026-04-02</w:t>
       <w:br/>
       <w:br/>
     </w:r>

--- a/tillsyn/A 10362-2026 tillsynsbegäran.docx
+++ b/tillsyn/A 10362-2026 tillsynsbegäran.docx
@@ -1319,7 +1319,7 @@
     <w:r>
       <w:tab/>
       <w:tab/>
-      <w:t>2026-04-02</w:t>
+      <w:t>2026-04-03</w:t>
       <w:br/>
       <w:br/>
     </w:r>

--- a/tillsyn/A 10362-2026 tillsynsbegäran.docx
+++ b/tillsyn/A 10362-2026 tillsynsbegäran.docx
@@ -1319,7 +1319,7 @@
     <w:r>
       <w:tab/>
       <w:tab/>
-      <w:t>2026-04-03</w:t>
+      <w:t>2026-04-04</w:t>
       <w:br/>
       <w:br/>
     </w:r>

--- a/tillsyn/A 10362-2026 tillsynsbegäran.docx
+++ b/tillsyn/A 10362-2026 tillsynsbegäran.docx
@@ -1319,7 +1319,7 @@
     <w:r>
       <w:tab/>
       <w:tab/>
-      <w:t>2026-04-04</w:t>
+      <w:t>2026-04-05</w:t>
       <w:br/>
       <w:br/>
     </w:r>

--- a/tillsyn/A 10362-2026 tillsynsbegäran.docx
+++ b/tillsyn/A 10362-2026 tillsynsbegäran.docx
@@ -1319,7 +1319,7 @@
     <w:r>
       <w:tab/>
       <w:tab/>
-      <w:t>2026-04-05</w:t>
+      <w:t>2026-04-06</w:t>
       <w:br/>
       <w:br/>
     </w:r>
